--- a/teacher-tools/activity-guides/5-1-activity-teacher.docx
+++ b/teacher-tools/activity-guides/5-1-activity-teacher.docx
@@ -46,7 +46,7 @@
           <w:sz w:val="20"/>
           <w:szCs w:val="20"/>
         </w:rPr>
-        <w:t xml:space="preserve">Lesson 5-1 — Area of Parallelograms  ·  6.G.1</w:t>
+        <w:t xml:space="preserve">Lesson 5-1 — Area of Parallelograms  ·  6.GR.1</w:t>
       </w:r>
     </w:p>
     <w:p>
@@ -117,7 +117,7 @@
           <w:sz w:val="22"/>
           <w:szCs w:val="22"/>
         </w:rPr>
-        <w:t xml:space="preserve">In the design lab you cut a triangle off the slanted left end of a parallelogram blueprint and slide it to the right end. What shape do you make, and why does it prove A = base x height?</w:t>
+        <w:t xml:space="preserve">Cut the slanted end off a parallelogram and slide it to the other side. What shape forms, and why does that show A = base × height?</w:t>
       </w:r>
     </w:p>
     <w:p>
@@ -645,7 +645,7 @@
           <w:sz w:val="22"/>
           <w:szCs w:val="22"/>
         </w:rPr>
-        <w:t xml:space="preserve">Two blueprints share a base of 10 ft. Blueprint M has height 6 ft; Blueprint N is more tilted with the same height of 6 ft but a longer slanted side of 9 ft. How do their areas compare?</w:t>
+        <w:t xml:space="preserve">Two parallelograms both have base 10 ft and height 6 ft. N is more tilted (slant 9 ft). Compare their areas.</w:t>
       </w:r>
     </w:p>
     <w:p>
